--- a/МатМодиИИ/ФОС/ОС_Б1.О.03.01_Безопасность_жизнедеятельности.docx
+++ b/МатМодиИИ/ФОС/ОС_Б1.О.03.01_Безопасность_жизнедеятельности.docx
@@ -751,7 +751,7 @@
           <w:szCs w:val="28"/>
           <w:lang w:val="ru-RU" w:eastAsia="zh-CN"/>
         </w:rPr>
-        <w:t>ПАСПОРТ ОЦЕНОЧНЫХ МАТЕРИАЛОВ ПО ДИСЦИПЛИНЕ  ДЛЯ ПРОМЕЖУТОЧНОЙ АТТЕСТАЦИИ</w:t>
+        <w:t>ПАСПОРТ ОЦЕНОЧНЫХ МАТЕРИАЛОВ ПО ДИСЦИПЛИНЕ (МОДУЛЮ)  ДЛЯ ПРОМЕЖУТОЧНОЙ АТТЕСТАЦИИ </w:t>
       </w:r>
       <w:r>
         <w:rPr>
@@ -760,7 +760,7 @@
           <w:szCs w:val="28"/>
           <w:lang w:val="ru-RU" w:eastAsia="zh-CN"/>
         </w:rPr>
-        <w:t xml:space="preserve"> </w:t>
+        <w:t xml:space="preserve"/>
       </w:r>
     </w:p>
     <w:tbl>
@@ -9517,6 +9517,30 @@
         </w:rPr>
         <w:lastRenderedPageBreak/>
         <w:t xml:space="preserve">ОЦЕНОЧНЫЕ МАТЕРИАЛЫ ДЛЯ ПРОВЕДЕНИЯ ТЕКУЩЕГО КОНТРОЛЯ </w:t>
+      </w:r>
+    </w:p>
+    <w:p>
+      <w:r>
+        <w:t>Дополнительные формы и материалы текущего контроля</w:t>
+      </w:r>
+    </w:p>
+    <w:p>
+      <w:pPr>
+        <w:pStyle w:val="a3"/>
+        <w:autoSpaceDN w:val="0"/>
+        <w:ind w:right="-2"/>
+        <w:jc w:val="both"/>
+        <w:rPr>
+          <w:b w:val="0"/>
+          <w:szCs w:val="28"/>
+        </w:rPr>
+      </w:pPr>
+      <w:r>
+        <w:rPr>
+          <w:b w:val="0"/>
+          <w:szCs w:val="28"/>
+        </w:rPr>
+        <w:t>-защита реферата (электронной презентации);</w:t>
       </w:r>
     </w:p>
     <w:p>
